--- a/manuscript/title_page.docx
+++ b/manuscript/title_page.docx
@@ -138,7 +138,7 @@
         <w:rPr>
           <w:b w:val="0"/>
         </w:rPr>
-        <w:t>- Tables: 6 (Tables 1-6)</w:t>
+        <w:t>- Tables: 7 (Tables 1-7)</w:t>
       </w:r>
     </w:p>
     <w:p>
@@ -149,7 +149,7 @@
         <w:rPr>
           <w:b w:val="0"/>
         </w:rPr>
-        <w:t>- Supplementary: 1 document (Supplementary Methods, Tables S1-S3)</w:t>
+        <w:t>- Supplementary: none (all methods and tables integrated in the main text)</w:t>
       </w:r>
     </w:p>
     <w:p>

--- a/manuscript/title_page.docx
+++ b/manuscript/title_page.docx
@@ -193,7 +193,7 @@
         <w:rPr>
           <w:b w:val="0"/>
         </w:rPr>
-        <w:t>All code is publicly available at [GitHub repository URL] and installable via PyPI ([package name]). Processed datasets and full reproducible pipelines are provided; raw TCGA and GEO data are publicly available from their original sources.</w:t>
+        <w:t>All code is publicly available at https://github.com/wangzhipeng-1/Path-AGNN-Cox (MIT license) and installable via PyPI as `path-agnn-cox` (pip install path-agnn-cox); a versioned archive is available at Zenodo (https://doi.org/10.5281/zenodo.22030045). Processed datasets and full reproducible pipelines are provided; raw TCGA and GEO data are publicly available from their original sources.</w:t>
       </w:r>
     </w:p>
     <w:sectPr>

--- a/manuscript/title_page.docx
+++ b/manuscript/title_page.docx
@@ -3,71 +3,99 @@
 <w:document xmlns:wpc="http://schemas.microsoft.com/office/word/2010/wordprocessingCanvas" xmlns:mo="http://schemas.microsoft.com/office/mac/office/2008/main" xmlns:mc="http://schemas.openxmlformats.org/markup-compatibility/2006" xmlns:mv="urn:schemas-microsoft-com:mac:vml" xmlns:o="urn:schemas-microsoft-com:office:office" xmlns:r="http://schemas.openxmlformats.org/officeDocument/2006/relationships" xmlns:m="http://schemas.openxmlformats.org/officeDocument/2006/math" xmlns:v="urn:schemas-microsoft-com:vml" xmlns:wp14="http://schemas.microsoft.com/office/word/2010/wordprocessingDrawing" xmlns:wp="http://schemas.openxmlformats.org/drawingml/2006/wordprocessingDrawing" xmlns:w10="urn:schemas-microsoft-com:office:word" xmlns:w="http://schemas.openxmlformats.org/wordprocessingml/2006/main" xmlns:w14="http://schemas.microsoft.com/office/word/2010/wordml" xmlns:wpg="http://schemas.microsoft.com/office/word/2010/wordprocessingGroup" xmlns:wpi="http://schemas.microsoft.com/office/word/2010/wordprocessingInk" xmlns:wne="http://schemas.microsoft.com/office/word/2006/wordml" xmlns:wps="http://schemas.microsoft.com/office/word/2010/wordprocessingShape" mc:Ignorable="w14 wp14">
   <w:body>
     <w:p>
-      <w:pPr>
-        <w:spacing w:after="360"/>
-        <w:jc w:val="center"/>
-      </w:pPr>
       <w:r>
         <w:rPr>
           <w:b/>
-          <w:sz w:val="28"/>
         </w:rPr>
         <w:t>Title Page</w:t>
       </w:r>
     </w:p>
     <w:p>
-      <w:pPr>
-        <w:spacing w:after="360"/>
-        <w:jc w:val="center"/>
-      </w:pPr>
       <w:r>
         <w:rPr>
-          <w:b/>
-          <w:sz w:val="26"/>
+          <w:b w:val="0"/>
         </w:rPr>
         <w:t>Path-AGNN-Cox: a reproducible statistical framework for testing patient-specific pathway rewiring in cancer survival analysis</w:t>
       </w:r>
     </w:p>
     <w:p>
-      <w:pPr>
-        <w:spacing w:after="120"/>
-        <w:jc w:val="center"/>
-      </w:pPr>
       <w:r>
         <w:rPr>
           <w:b w:val="0"/>
         </w:rPr>
-        <w:t>Authors: [Author 1], [Author 2], ... [Author N]</w:t>
       </w:r>
     </w:p>
     <w:p>
-      <w:pPr>
-        <w:spacing w:after="120"/>
-        <w:jc w:val="center"/>
-      </w:pPr>
+      <w:r>
+        <w:rPr>
+          <w:b/>
+        </w:rPr>
+        <w:t>Authors</w:t>
+      </w:r>
+    </w:p>
+    <w:p>
       <w:r>
         <w:rPr>
           <w:b w:val="0"/>
         </w:rPr>
-        <w:t>Affiliations: [Department, University, City, Country]</w:t>
+        <w:t>Zhipeng Wang[1,*], Luning Wang[2,*], Changsong Wang[1,†], Pengli Zhai[3], Zejun Liu[1], Hui Feng[1], Hongmei Liu[1], Qian Hou[1], Ming Guo[1]</w:t>
       </w:r>
     </w:p>
     <w:p>
-      <w:pPr>
-        <w:spacing w:after="360"/>
-        <w:jc w:val="center"/>
-      </w:pPr>
       <w:r>
         <w:rPr>
           <w:b w:val="0"/>
         </w:rPr>
-        <w:t>Corresponding author: [Name], [Email], [Full postal address]</w:t>
       </w:r>
     </w:p>
     <w:p>
-      <w:pPr>
-        <w:spacing w:after="80"/>
-      </w:pPr>
+      <w:r>
+        <w:rPr>
+          <w:b w:val="0"/>
+        </w:rPr>
+        <w:t>1 Department of TCM, Zhongda Hospital, Southeast University, China</w:t>
+      </w:r>
+    </w:p>
+    <w:p>
+      <w:r>
+        <w:rPr>
+          <w:b w:val="0"/>
+        </w:rPr>
+        <w:t>2 Department of Rehabilitation Medicine, Zhongda Hospital, Southeast University, China</w:t>
+      </w:r>
+    </w:p>
+    <w:p>
+      <w:r>
+        <w:rPr>
+          <w:b w:val="0"/>
+        </w:rPr>
+        <w:t>3 Jiangbei Campus, Jiangsu Provincial Traditional Chinese Medicine Hospital, China</w:t>
+      </w:r>
+    </w:p>
+    <w:p>
+      <w:r>
+        <w:rPr>
+          <w:b w:val="0"/>
+        </w:rPr>
+        <w:t>* These authors contributed equally to this work and are co-first authors.</w:t>
+      </w:r>
+    </w:p>
+    <w:p>
+      <w:r>
+        <w:rPr>
+          <w:b w:val="0"/>
+        </w:rPr>
+        <w:t>† Corresponding author: Changsong Wang, Department of TCM, Zhongda Hospital, Southeast University, China. Email: 101005664@seu.edu.cn</w:t>
+      </w:r>
+    </w:p>
+    <w:p>
+      <w:r>
+        <w:rPr>
+          <w:b w:val="0"/>
+        </w:rPr>
+      </w:r>
+    </w:p>
+    <w:p>
       <w:r>
         <w:rPr>
           <w:b/>
@@ -76,20 +104,21 @@
       </w:r>
     </w:p>
     <w:p>
-      <w:pPr>
-        <w:spacing w:after="240"/>
-      </w:pPr>
       <w:r>
         <w:rPr>
           <w:b w:val="0"/>
         </w:rPr>
-        <w:t>survival analysis; graph neural network; pathway rewiring; KEGG; interpretability; patient-specific graphs; reproducibility</w:t>
+        <w:t>survival analysis; graph neural network; pathway constraint; adaptive graph learning; cancer prognosis</w:t>
       </w:r>
     </w:p>
     <w:p>
-      <w:pPr>
-        <w:spacing w:after="80"/>
-      </w:pPr>
+      <w:r>
+        <w:rPr>
+          <w:b w:val="0"/>
+        </w:rPr>
+      </w:r>
+    </w:p>
+    <w:p>
       <w:r>
         <w:rPr>
           <w:b/>
@@ -98,53 +127,38 @@
       </w:r>
     </w:p>
     <w:p>
-      <w:pPr>
-        <w:spacing w:after="40"/>
-      </w:pPr>
       <w:r>
         <w:rPr>
           <w:b w:val="0"/>
         </w:rPr>
-        <w:t>- Abstract: ~300 words</w:t>
+        <w:t>- Abstract: 227 words (Background / Methods / Results / Conclusion)</w:t>
       </w:r>
     </w:p>
     <w:p>
-      <w:pPr>
-        <w:spacing w:after="40"/>
-      </w:pPr>
       <w:r>
         <w:rPr>
           <w:b w:val="0"/>
         </w:rPr>
-        <w:t>- Main text: ~5,000 words (Introduction to Conclusion)</w:t>
+        <w:t>- Main text: approximately 7,000 words (Introduction to Conclusion)</w:t>
       </w:r>
     </w:p>
     <w:p>
-      <w:pPr>
-        <w:spacing w:after="40"/>
-      </w:pPr>
       <w:r>
         <w:rPr>
           <w:b w:val="0"/>
         </w:rPr>
-        <w:t>- Figures: 7 (Figures 1-7)</w:t>
+        <w:t>- Figures: 8 (Figures 1-8)</w:t>
       </w:r>
     </w:p>
     <w:p>
-      <w:pPr>
-        <w:spacing w:after="40"/>
-      </w:pPr>
       <w:r>
         <w:rPr>
           <w:b w:val="0"/>
         </w:rPr>
-        <w:t>- Tables: 7 (Tables 1-7)</w:t>
+        <w:t>- Tables: 9 (Tables 1-9)</w:t>
       </w:r>
     </w:p>
     <w:p>
-      <w:pPr>
-        <w:spacing w:after="40"/>
-      </w:pPr>
       <w:r>
         <w:rPr>
           <w:b w:val="0"/>
@@ -153,9 +167,36 @@
       </w:r>
     </w:p>
     <w:p>
-      <w:pPr>
-        <w:spacing w:after="80"/>
-      </w:pPr>
+      <w:r>
+        <w:rPr>
+          <w:b w:val="0"/>
+        </w:rPr>
+      </w:r>
+    </w:p>
+    <w:p>
+      <w:r>
+        <w:rPr>
+          <w:b/>
+        </w:rPr>
+        <w:t>Ethics approval</w:t>
+      </w:r>
+    </w:p>
+    <w:p>
+      <w:r>
+        <w:rPr>
+          <w:b w:val="0"/>
+        </w:rPr>
+        <w:t>This study was approved by the Ethics Committee of Zhongda Hospital Affiliated with Southeast University. All analyses used publicly available de-identified data; no new clinical data or patient samples were collected.</w:t>
+      </w:r>
+    </w:p>
+    <w:p>
+      <w:r>
+        <w:rPr>
+          <w:b w:val="0"/>
+        </w:rPr>
+      </w:r>
+    </w:p>
+    <w:p>
       <w:r>
         <w:rPr>
           <w:b/>
@@ -164,20 +205,21 @@
       </w:r>
     </w:p>
     <w:p>
-      <w:pPr>
-        <w:spacing w:after="240"/>
-      </w:pPr>
       <w:r>
         <w:rPr>
           <w:b w:val="0"/>
         </w:rPr>
-        <w:t>The authors declare no competing financial interests.</w:t>
+        <w:t>The authors declare no competing interests.</w:t>
       </w:r>
     </w:p>
     <w:p>
-      <w:pPr>
-        <w:spacing w:after="80"/>
-      </w:pPr>
+      <w:r>
+        <w:rPr>
+          <w:b w:val="0"/>
+        </w:rPr>
+      </w:r>
+    </w:p>
+    <w:p>
       <w:r>
         <w:rPr>
           <w:b/>
@@ -186,14 +228,11 @@
       </w:r>
     </w:p>
     <w:p>
-      <w:pPr>
-        <w:spacing w:after="240"/>
-      </w:pPr>
       <w:r>
         <w:rPr>
           <w:b w:val="0"/>
         </w:rPr>
-        <w:t>All code is publicly available at https://github.com/wangzhipeng-1/Path-AGNN-Cox (MIT license) and installable via PyPI as `path-agnn-cox` (pip install path-agnn-cox); a versioned archive is available at Zenodo (https://doi.org/10.5281/zenodo.22030045). Processed datasets and full reproducible pipelines are provided; raw TCGA and GEO data are publicly available from their original sources.</w:t>
+        <w:t>All code is publicly available at https://github.com/wangzhipeng-1/Path-AGNN-Cox (MIT license) and installable via PyPI as path-agnn-cox (pip install path-agnn-cox). An archived snapshot is deposited on Zenodo. All data are from public repositories (TCGA via UCSC Xena and GDC; GEO; IMvigor210); per-patient data are not redistributed to protect privacy, and aggregate results required to reproduce every table and figure are provided in the repository.</w:t>
       </w:r>
     </w:p>
     <w:sectPr>

--- a/manuscript/title_page.docx
+++ b/manuscript/title_page.docx
@@ -3,99 +3,71 @@
 <w:document xmlns:wpc="http://schemas.microsoft.com/office/word/2010/wordprocessingCanvas" xmlns:mo="http://schemas.microsoft.com/office/mac/office/2008/main" xmlns:mc="http://schemas.openxmlformats.org/markup-compatibility/2006" xmlns:mv="urn:schemas-microsoft-com:mac:vml" xmlns:o="urn:schemas-microsoft-com:office:office" xmlns:r="http://schemas.openxmlformats.org/officeDocument/2006/relationships" xmlns:m="http://schemas.openxmlformats.org/officeDocument/2006/math" xmlns:v="urn:schemas-microsoft-com:vml" xmlns:wp14="http://schemas.microsoft.com/office/word/2010/wordprocessingDrawing" xmlns:wp="http://schemas.openxmlformats.org/drawingml/2006/wordprocessingDrawing" xmlns:w10="urn:schemas-microsoft-com:office:word" xmlns:w="http://schemas.openxmlformats.org/wordprocessingml/2006/main" xmlns:w14="http://schemas.microsoft.com/office/word/2010/wordml" xmlns:wpg="http://schemas.microsoft.com/office/word/2010/wordprocessingGroup" xmlns:wpi="http://schemas.microsoft.com/office/word/2010/wordprocessingInk" xmlns:wne="http://schemas.microsoft.com/office/word/2006/wordml" xmlns:wps="http://schemas.microsoft.com/office/word/2010/wordprocessingShape" mc:Ignorable="w14 wp14">
   <w:body>
     <w:p>
+      <w:pPr>
+        <w:spacing w:after="360"/>
+        <w:jc w:val="center"/>
+      </w:pPr>
       <w:r>
         <w:rPr>
           <w:b/>
+          <w:sz w:val="28"/>
         </w:rPr>
         <w:t>Title Page</w:t>
       </w:r>
     </w:p>
     <w:p>
+      <w:pPr>
+        <w:spacing w:after="360"/>
+        <w:jc w:val="center"/>
+      </w:pPr>
       <w:r>
         <w:rPr>
-          <w:b w:val="0"/>
+          <w:b/>
+          <w:sz w:val="26"/>
         </w:rPr>
         <w:t>Path-AGNN-Cox: a reproducible statistical framework for testing patient-specific pathway rewiring in cancer survival analysis</w:t>
       </w:r>
     </w:p>
     <w:p>
+      <w:pPr>
+        <w:spacing w:after="120"/>
+        <w:jc w:val="center"/>
+      </w:pPr>
       <w:r>
         <w:rPr>
           <w:b w:val="0"/>
         </w:rPr>
+        <w:t>Authors: Zhipeng Wang[1,*], Luning Wang[2,*], Changsong Wang[1,†], Pengli Zhai[3], Zejun Liu[1], Hui Feng[1], Hongmei Liu[1], Qian Hou[1], Ming Guo[1]</w:t>
       </w:r>
     </w:p>
     <w:p>
-      <w:r>
-        <w:rPr>
-          <w:b/>
-        </w:rPr>
-        <w:t>Authors</w:t>
-      </w:r>
-    </w:p>
-    <w:p>
+      <w:pPr>
+        <w:spacing w:after="120"/>
+        <w:jc w:val="center"/>
+      </w:pPr>
       <w:r>
         <w:rPr>
           <w:b w:val="0"/>
         </w:rPr>
-        <w:t>Zhipeng Wang[1,*], Luning Wang[2,*], Changsong Wang[1,†], Pengli Zhai[3], Zejun Liu[1], Hui Feng[1], Hongmei Liu[1], Qian Hou[1], Ming Guo[1]</w:t>
+        <w:t>Affiliations: 1 Department of TCM, Zhongda Hospital, Southeast University, China; 2 Department of Rehabilitation Medicine, Zhongda Hospital, Southeast University, China; 3 Jiangbei Campus, Jiangsu Provincial Traditional Chinese Medicine Hospital, China</w:t>
       </w:r>
     </w:p>
     <w:p>
+      <w:pPr>
+        <w:spacing w:after="360"/>
+        <w:jc w:val="center"/>
+      </w:pPr>
       <w:r>
         <w:rPr>
           <w:b w:val="0"/>
         </w:rPr>
+        <w:t>Corresponding author: Changsong Wang, Department of TCM, Zhongda Hospital, Southeast University, China. Email: 101005664@seu.edu.cn</w:t>
       </w:r>
     </w:p>
     <w:p>
-      <w:r>
-        <w:rPr>
-          <w:b w:val="0"/>
-        </w:rPr>
-        <w:t>1 Department of TCM, Zhongda Hospital, Southeast University, China</w:t>
-      </w:r>
-    </w:p>
-    <w:p>
-      <w:r>
-        <w:rPr>
-          <w:b w:val="0"/>
-        </w:rPr>
-        <w:t>2 Department of Rehabilitation Medicine, Zhongda Hospital, Southeast University, China</w:t>
-      </w:r>
-    </w:p>
-    <w:p>
-      <w:r>
-        <w:rPr>
-          <w:b w:val="0"/>
-        </w:rPr>
-        <w:t>3 Jiangbei Campus, Jiangsu Provincial Traditional Chinese Medicine Hospital, China</w:t>
-      </w:r>
-    </w:p>
-    <w:p>
-      <w:r>
-        <w:rPr>
-          <w:b w:val="0"/>
-        </w:rPr>
-        <w:t>* These authors contributed equally to this work and are co-first authors.</w:t>
-      </w:r>
-    </w:p>
-    <w:p>
-      <w:r>
-        <w:rPr>
-          <w:b w:val="0"/>
-        </w:rPr>
-        <w:t>† Corresponding author: Changsong Wang, Department of TCM, Zhongda Hospital, Southeast University, China. Email: 101005664@seu.edu.cn</w:t>
-      </w:r>
-    </w:p>
-    <w:p>
-      <w:r>
-        <w:rPr>
-          <w:b w:val="0"/>
-        </w:rPr>
-      </w:r>
-    </w:p>
-    <w:p>
+      <w:pPr>
+        <w:spacing w:after="80"/>
+      </w:pPr>
       <w:r>
         <w:rPr>
           <w:b/>
@@ -104,21 +76,20 @@
       </w:r>
     </w:p>
     <w:p>
+      <w:pPr>
+        <w:spacing w:after="240"/>
+      </w:pPr>
       <w:r>
         <w:rPr>
           <w:b w:val="0"/>
         </w:rPr>
-        <w:t>survival analysis; graph neural network; pathway constraint; adaptive graph learning; cancer prognosis</w:t>
+        <w:t>survival analysis; graph neural network; pathway rewiring; KEGG; interpretability; patient-specific graphs; reproducibility</w:t>
       </w:r>
     </w:p>
     <w:p>
-      <w:r>
-        <w:rPr>
-          <w:b w:val="0"/>
-        </w:rPr>
-      </w:r>
-    </w:p>
-    <w:p>
+      <w:pPr>
+        <w:spacing w:after="80"/>
+      </w:pPr>
       <w:r>
         <w:rPr>
           <w:b/>
@@ -127,22 +98,31 @@
       </w:r>
     </w:p>
     <w:p>
+      <w:pPr>
+        <w:spacing w:after="40"/>
+      </w:pPr>
       <w:r>
         <w:rPr>
           <w:b w:val="0"/>
         </w:rPr>
-        <w:t>- Abstract: 227 words (Background / Methods / Results / Conclusion)</w:t>
+        <w:t>- Abstract: ~300 words</w:t>
       </w:r>
     </w:p>
     <w:p>
+      <w:pPr>
+        <w:spacing w:after="40"/>
+      </w:pPr>
       <w:r>
         <w:rPr>
           <w:b w:val="0"/>
         </w:rPr>
-        <w:t>- Main text: approximately 7,000 words (Introduction to Conclusion)</w:t>
+        <w:t>- Main text: ~5,000 words (Introduction to Conclusion)</w:t>
       </w:r>
     </w:p>
     <w:p>
+      <w:pPr>
+        <w:spacing w:after="40"/>
+      </w:pPr>
       <w:r>
         <w:rPr>
           <w:b w:val="0"/>
@@ -151,6 +131,9 @@
       </w:r>
     </w:p>
     <w:p>
+      <w:pPr>
+        <w:spacing w:after="40"/>
+      </w:pPr>
       <w:r>
         <w:rPr>
           <w:b w:val="0"/>
@@ -159,6 +142,9 @@
       </w:r>
     </w:p>
     <w:p>
+      <w:pPr>
+        <w:spacing w:after="40"/>
+      </w:pPr>
       <w:r>
         <w:rPr>
           <w:b w:val="0"/>
@@ -167,36 +153,9 @@
       </w:r>
     </w:p>
     <w:p>
-      <w:r>
-        <w:rPr>
-          <w:b w:val="0"/>
-        </w:rPr>
-      </w:r>
-    </w:p>
-    <w:p>
-      <w:r>
-        <w:rPr>
-          <w:b/>
-        </w:rPr>
-        <w:t>Ethics approval</w:t>
-      </w:r>
-    </w:p>
-    <w:p>
-      <w:r>
-        <w:rPr>
-          <w:b w:val="0"/>
-        </w:rPr>
-        <w:t>This study was approved by the Ethics Committee of Zhongda Hospital Affiliated with Southeast University. All analyses used publicly available de-identified data; no new clinical data or patient samples were collected.</w:t>
-      </w:r>
-    </w:p>
-    <w:p>
-      <w:r>
-        <w:rPr>
-          <w:b w:val="0"/>
-        </w:rPr>
-      </w:r>
-    </w:p>
-    <w:p>
+      <w:pPr>
+        <w:spacing w:after="80"/>
+      </w:pPr>
       <w:r>
         <w:rPr>
           <w:b/>
@@ -205,21 +164,20 @@
       </w:r>
     </w:p>
     <w:p>
+      <w:pPr>
+        <w:spacing w:after="240"/>
+      </w:pPr>
       <w:r>
         <w:rPr>
           <w:b w:val="0"/>
         </w:rPr>
-        <w:t>The authors declare no competing interests.</w:t>
+        <w:t>The authors declare no competing financial interests.</w:t>
       </w:r>
     </w:p>
     <w:p>
-      <w:r>
-        <w:rPr>
-          <w:b w:val="0"/>
-        </w:rPr>
-      </w:r>
-    </w:p>
-    <w:p>
+      <w:pPr>
+        <w:spacing w:after="80"/>
+      </w:pPr>
       <w:r>
         <w:rPr>
           <w:b/>
@@ -228,11 +186,14 @@
       </w:r>
     </w:p>
     <w:p>
+      <w:pPr>
+        <w:spacing w:after="240"/>
+      </w:pPr>
       <w:r>
         <w:rPr>
           <w:b w:val="0"/>
         </w:rPr>
-        <w:t>All code is publicly available at https://github.com/wangzhipeng-1/Path-AGNN-Cox (MIT license) and installable via PyPI as path-agnn-cox (pip install path-agnn-cox). An archived snapshot is deposited on Zenodo. All data are from public repositories (TCGA via UCSC Xena and GDC; GEO; IMvigor210); per-patient data are not redistributed to protect privacy, and aggregate results required to reproduce every table and figure are provided in the repository.</w:t>
+        <w:t>All code is publicly available at https://github.com/wangzhipeng-1/Path-AGNN-Cox (MIT license) and installable via PyPI as `path-agnn-cox` (pip install path-agnn-cox); a versioned archive is available at Zenodo (https://doi.org/10.5281/zenodo.22030045). Processed datasets and full reproducible pipelines are provided; raw TCGA and GEO data are publicly available from their original sources.</w:t>
       </w:r>
     </w:p>
     <w:sectPr>

--- a/manuscript/title_page.docx
+++ b/manuscript/title_page.docx
@@ -193,7 +193,7 @@
         <w:rPr>
           <w:b w:val="0"/>
         </w:rPr>
-        <w:t>All code is publicly available at https://github.com/wangzhipeng-1/Path-AGNN-Cox (MIT license) and installable via PyPI as `path-agnn-cox` (pip install path-agnn-cox); a versioned archive is available at Zenodo (https://doi.org/10.5281/zenodo.22030045). Processed datasets and full reproducible pipelines are provided; raw TCGA and GEO data are publicly available from their original sources.</w:t>
+        <w:t>All code is publicly available at https://github.com/ZhongdaHospital-SEU/Path-AGNN-Cox (MIT license) and installable via PyPI as `path-agnn-cox` (pip install path-agnn-cox); a versioned archive is available at Zenodo (https://doi.org/10.5281/zenodo.22030045). Processed datasets and full reproducible pipelines are provided; raw TCGA and GEO data are publicly available from their original sources.</w:t>
       </w:r>
     </w:p>
     <w:sectPr>
